--- a/src/templates/barangayClearance.docx
+++ b/src/templates/barangayClearance.docx
@@ -57,7 +57,25 @@
                 <w:b/>
                 <w:sz w:val="24"/>
               </w:rPr>
-              <w:t>{formDateIssued}</w:t>
+              <w:t>{</w:t>
+            </w:r>
+            <w:proofErr w:type="spellStart"/>
+            <w:r>
+              <w:rPr>
+                <w:rFonts w:ascii="Arial" w:hAnsi="Arial" w:cs="Arial"/>
+                <w:b/>
+                <w:sz w:val="24"/>
+              </w:rPr>
+              <w:t>formDateIssued</w:t>
+            </w:r>
+            <w:proofErr w:type="spellEnd"/>
+            <w:r>
+              <w:rPr>
+                <w:rFonts w:ascii="Arial" w:hAnsi="Arial" w:cs="Arial"/>
+                <w:b/>
+                <w:sz w:val="24"/>
+              </w:rPr>
+              <w:t>}</w:t>
             </w:r>
           </w:p>
         </w:tc>
@@ -108,6 +126,7 @@
               </w:rPr>
               <w:t>{</w:t>
             </w:r>
+            <w:proofErr w:type="spellStart"/>
             <w:r>
               <w:rPr>
                 <w:rFonts w:ascii="Arial" w:hAnsi="Arial" w:cs="Arial"/>
@@ -116,6 +135,7 @@
               </w:rPr>
               <w:t>expirationDate</w:t>
             </w:r>
+            <w:proofErr w:type="spellEnd"/>
             <w:r>
               <w:rPr>
                 <w:rFonts w:ascii="Arial" w:hAnsi="Arial" w:cs="Arial"/>
@@ -171,7 +191,25 @@
                 <w:b/>
                 <w:sz w:val="24"/>
               </w:rPr>
-              <w:t>{CTCNo}</w:t>
+              <w:t>{</w:t>
+            </w:r>
+            <w:proofErr w:type="spellStart"/>
+            <w:r>
+              <w:rPr>
+                <w:rFonts w:ascii="Arial" w:hAnsi="Arial" w:cs="Arial"/>
+                <w:b/>
+                <w:sz w:val="24"/>
+              </w:rPr>
+              <w:t>CTCNo</w:t>
+            </w:r>
+            <w:proofErr w:type="spellEnd"/>
+            <w:r>
+              <w:rPr>
+                <w:rFonts w:ascii="Arial" w:hAnsi="Arial" w:cs="Arial"/>
+                <w:b/>
+                <w:sz w:val="24"/>
+              </w:rPr>
+              <w:t>}</w:t>
             </w:r>
           </w:p>
         </w:tc>
@@ -220,8 +258,18 @@
                 <w:b/>
                 <w:sz w:val="24"/>
               </w:rPr>
-              <w:t>{dateIssued</w:t>
+              <w:t>{</w:t>
             </w:r>
+            <w:proofErr w:type="spellStart"/>
+            <w:r>
+              <w:rPr>
+                <w:rFonts w:ascii="Arial" w:hAnsi="Arial" w:cs="Arial"/>
+                <w:b/>
+                <w:sz w:val="24"/>
+              </w:rPr>
+              <w:t>dateIssued</w:t>
+            </w:r>
+            <w:proofErr w:type="spellEnd"/>
             <w:r>
               <w:rPr>
                 <w:rFonts w:ascii="Arial" w:hAnsi="Arial" w:cs="Arial"/>
@@ -277,7 +325,25 @@
                 <w:b/>
                 <w:sz w:val="24"/>
               </w:rPr>
-              <w:t>{placeIssued}</w:t>
+              <w:t>{</w:t>
+            </w:r>
+            <w:proofErr w:type="spellStart"/>
+            <w:r>
+              <w:rPr>
+                <w:rFonts w:ascii="Arial" w:hAnsi="Arial" w:cs="Arial"/>
+                <w:b/>
+                <w:sz w:val="24"/>
+              </w:rPr>
+              <w:t>placeIssued</w:t>
+            </w:r>
+            <w:proofErr w:type="spellEnd"/>
+            <w:r>
+              <w:rPr>
+                <w:rFonts w:ascii="Arial" w:hAnsi="Arial" w:cs="Arial"/>
+                <w:b/>
+                <w:sz w:val="24"/>
+              </w:rPr>
+              <w:t>}</w:t>
             </w:r>
           </w:p>
         </w:tc>
@@ -326,7 +392,25 @@
                 <w:b/>
                 <w:sz w:val="24"/>
               </w:rPr>
-              <w:t>{ORNo}</w:t>
+              <w:t>{</w:t>
+            </w:r>
+            <w:proofErr w:type="spellStart"/>
+            <w:r>
+              <w:rPr>
+                <w:rFonts w:ascii="Arial" w:hAnsi="Arial" w:cs="Arial"/>
+                <w:b/>
+                <w:sz w:val="24"/>
+              </w:rPr>
+              <w:t>ORNo</w:t>
+            </w:r>
+            <w:proofErr w:type="spellEnd"/>
+            <w:r>
+              <w:rPr>
+                <w:rFonts w:ascii="Arial" w:hAnsi="Arial" w:cs="Arial"/>
+                <w:b/>
+                <w:sz w:val="24"/>
+              </w:rPr>
+              <w:t>}</w:t>
             </w:r>
           </w:p>
         </w:tc>
@@ -421,13 +505,95 @@
                 <w:b/>
                 <w:sz w:val="24"/>
               </w:rPr>
-              <w:t>{formNumber}</w:t>
+              <w:t>{</w:t>
+            </w:r>
+            <w:proofErr w:type="spellStart"/>
+            <w:r>
+              <w:rPr>
+                <w:rFonts w:ascii="Arial" w:hAnsi="Arial" w:cs="Arial"/>
+                <w:b/>
+                <w:sz w:val="24"/>
+              </w:rPr>
+              <w:t>formNumber</w:t>
+            </w:r>
+            <w:proofErr w:type="spellEnd"/>
+            <w:r>
+              <w:rPr>
+                <w:rFonts w:ascii="Arial" w:hAnsi="Arial" w:cs="Arial"/>
+                <w:b/>
+                <w:sz w:val="24"/>
+              </w:rPr>
+              <w:t>}</w:t>
             </w:r>
           </w:p>
         </w:tc>
       </w:tr>
     </w:tbl>
     <w:p>
+      <w:bookmarkStart w:id="0" w:name="_GoBack"/>
+      <w:bookmarkEnd w:id="0"/>
+      <w:r>
+        <w:rPr>
+          <w:noProof/>
+          <w:lang w:eastAsia="en-GB"/>
+        </w:rPr>
+        <w:drawing>
+          <wp:anchor distT="0" distB="0" distL="114300" distR="114300" simplePos="0" relativeHeight="251681792" behindDoc="1" locked="0" layoutInCell="1" allowOverlap="1" wp14:anchorId="7D0FFE83" wp14:editId="69A3D1D6">
+            <wp:simplePos x="0" y="0"/>
+            <wp:positionH relativeFrom="margin">
+              <wp:align>right</wp:align>
+            </wp:positionH>
+            <wp:positionV relativeFrom="paragraph">
+              <wp:posOffset>0</wp:posOffset>
+            </wp:positionV>
+            <wp:extent cx="7772400" cy="10058400"/>
+            <wp:effectExtent l="0" t="0" r="0" b="0"/>
+            <wp:wrapNone/>
+            <wp:docPr id="3" name="Picture 3" descr="C:\Users\kobe0\Documents\bg brgy_pages-to-jpg-0001.jpg"/>
+            <wp:cNvGraphicFramePr>
+              <a:graphicFrameLocks xmlns:a="http://schemas.openxmlformats.org/drawingml/2006/main" noChangeAspect="1"/>
+            </wp:cNvGraphicFramePr>
+            <a:graphic xmlns:a="http://schemas.openxmlformats.org/drawingml/2006/main">
+              <a:graphicData uri="http://schemas.openxmlformats.org/drawingml/2006/picture">
+                <pic:pic xmlns:pic="http://schemas.openxmlformats.org/drawingml/2006/picture">
+                  <pic:nvPicPr>
+                    <pic:cNvPr id="0" name="Picture 1" descr="C:\Users\kobe0\Documents\bg brgy_pages-to-jpg-0001.jpg"/>
+                    <pic:cNvPicPr>
+                      <a:picLocks noChangeAspect="1" noChangeArrowheads="1"/>
+                    </pic:cNvPicPr>
+                  </pic:nvPicPr>
+                  <pic:blipFill>
+                    <a:blip r:embed="rId4" cstate="print">
+                      <a:extLst>
+                        <a:ext uri="{28A0092B-C50C-407E-A947-70E740481C1C}">
+                          <a14:useLocalDpi xmlns:a14="http://schemas.microsoft.com/office/drawing/2010/main" val="0"/>
+                        </a:ext>
+                      </a:extLst>
+                    </a:blip>
+                    <a:srcRect/>
+                    <a:stretch>
+                      <a:fillRect/>
+                    </a:stretch>
+                  </pic:blipFill>
+                  <pic:spPr bwMode="auto">
+                    <a:xfrm>
+                      <a:off x="0" y="0"/>
+                      <a:ext cx="7772400" cy="10058400"/>
+                    </a:xfrm>
+                    <a:prstGeom prst="rect">
+                      <a:avLst/>
+                    </a:prstGeom>
+                    <a:noFill/>
+                    <a:ln>
+                      <a:noFill/>
+                    </a:ln>
+                  </pic:spPr>
+                </pic:pic>
+              </a:graphicData>
+            </a:graphic>
+          </wp:anchor>
+        </w:drawing>
+      </w:r>
       <w:r>
         <w:rPr>
           <w:noProof/>
@@ -436,7 +602,7 @@
         <mc:AlternateContent>
           <mc:Choice Requires="wps">
             <w:drawing>
-              <wp:anchor distT="45720" distB="45720" distL="114300" distR="114300" simplePos="0" relativeHeight="251680768" behindDoc="0" locked="0" layoutInCell="1" allowOverlap="1" wp14:anchorId="79BFC4E6" wp14:editId="4CF1B4AC">
+              <wp:anchor distT="45720" distB="45720" distL="114300" distR="114300" simplePos="0" relativeHeight="251680768" behindDoc="0" locked="0" layoutInCell="1" allowOverlap="1" wp14:anchorId="2FF4896C" wp14:editId="5348CF31">
                 <wp:simplePos x="0" y="0"/>
                 <wp:positionH relativeFrom="column">
                   <wp:posOffset>5818505</wp:posOffset>
@@ -533,7 +699,7 @@
         <mc:AlternateContent>
           <mc:Choice Requires="wps">
             <w:drawing>
-              <wp:anchor distT="0" distB="0" distL="114300" distR="114300" simplePos="0" relativeHeight="251674624" behindDoc="0" locked="0" layoutInCell="1" allowOverlap="1" wp14:anchorId="25A2797C" wp14:editId="651B5499">
+              <wp:anchor distT="0" distB="0" distL="114300" distR="114300" simplePos="0" relativeHeight="251674624" behindDoc="0" locked="0" layoutInCell="1" allowOverlap="1" wp14:anchorId="2B4170A1" wp14:editId="088AA490">
                 <wp:simplePos x="0" y="0"/>
                 <wp:positionH relativeFrom="column">
                   <wp:posOffset>4600575</wp:posOffset>
@@ -597,7 +763,7 @@
         <mc:AlternateContent>
           <mc:Choice Requires="wps">
             <w:drawing>
-              <wp:anchor distT="0" distB="0" distL="114300" distR="114300" simplePos="0" relativeHeight="251676672" behindDoc="0" locked="0" layoutInCell="1" allowOverlap="1" wp14:anchorId="64896784" wp14:editId="06552F6A">
+              <wp:anchor distT="0" distB="0" distL="114300" distR="114300" simplePos="0" relativeHeight="251676672" behindDoc="0" locked="0" layoutInCell="1" allowOverlap="1" wp14:anchorId="49D7D425" wp14:editId="77F2733E">
                 <wp:simplePos x="0" y="0"/>
                 <wp:positionH relativeFrom="column">
                   <wp:posOffset>4968240</wp:posOffset>
@@ -697,7 +863,7 @@
         <mc:AlternateContent>
           <mc:Choice Requires="wps">
             <w:drawing>
-              <wp:anchor distT="0" distB="0" distL="114300" distR="114300" simplePos="0" relativeHeight="251666432" behindDoc="0" locked="0" layoutInCell="1" allowOverlap="1" wp14:anchorId="6ADED13E" wp14:editId="010E19E9">
+              <wp:anchor distT="0" distB="0" distL="114300" distR="114300" simplePos="0" relativeHeight="251666432" behindDoc="0" locked="0" layoutInCell="1" allowOverlap="1" wp14:anchorId="2B3C0FA1" wp14:editId="3A3061F0">
                 <wp:simplePos x="0" y="0"/>
                 <wp:positionH relativeFrom="column">
                   <wp:posOffset>5904230</wp:posOffset>
@@ -772,7 +938,7 @@
         <mc:AlternateContent>
           <mc:Choice Requires="wps">
             <w:drawing>
-              <wp:anchor distT="0" distB="0" distL="114300" distR="114300" simplePos="0" relativeHeight="251672576" behindDoc="0" locked="0" layoutInCell="1" allowOverlap="1" wp14:anchorId="0D089DAC" wp14:editId="1E9590C0">
+              <wp:anchor distT="0" distB="0" distL="114300" distR="114300" simplePos="0" relativeHeight="251672576" behindDoc="0" locked="0" layoutInCell="1" allowOverlap="1" wp14:anchorId="6D2A14D8" wp14:editId="026E8873">
                 <wp:simplePos x="0" y="0"/>
                 <wp:positionH relativeFrom="column">
                   <wp:posOffset>5979160</wp:posOffset>
@@ -860,7 +1026,7 @@
         <mc:AlternateContent>
           <mc:Choice Requires="wps">
             <w:drawing>
-              <wp:anchor distT="0" distB="0" distL="114300" distR="114300" simplePos="0" relativeHeight="251670528" behindDoc="0" locked="0" layoutInCell="1" allowOverlap="1" wp14:anchorId="15049FCB" wp14:editId="6D72DF4C">
+              <wp:anchor distT="0" distB="0" distL="114300" distR="114300" simplePos="0" relativeHeight="251670528" behindDoc="0" locked="0" layoutInCell="1" allowOverlap="1" wp14:anchorId="65755F7E" wp14:editId="62DD5C0F">
                 <wp:simplePos x="0" y="0"/>
                 <wp:positionH relativeFrom="column">
                   <wp:posOffset>4571365</wp:posOffset>
@@ -948,7 +1114,7 @@
         <mc:AlternateContent>
           <mc:Choice Requires="wps">
             <w:drawing>
-              <wp:anchor distT="0" distB="0" distL="114300" distR="114300" simplePos="0" relativeHeight="251668480" behindDoc="0" locked="0" layoutInCell="1" allowOverlap="1" wp14:anchorId="6AED66EC" wp14:editId="30925B27">
+              <wp:anchor distT="0" distB="0" distL="114300" distR="114300" simplePos="0" relativeHeight="251668480" behindDoc="0" locked="0" layoutInCell="1" allowOverlap="1" wp14:anchorId="6121A2E2" wp14:editId="6272A678">
                 <wp:simplePos x="0" y="0"/>
                 <wp:positionH relativeFrom="column">
                   <wp:posOffset>4479290</wp:posOffset>
@@ -1023,7 +1189,7 @@
         <mc:AlternateContent>
           <mc:Choice Requires="wps">
             <w:drawing>
-              <wp:anchor distT="45720" distB="45720" distL="114300" distR="114300" simplePos="0" relativeHeight="251678720" behindDoc="0" locked="0" layoutInCell="1" allowOverlap="1" wp14:anchorId="20429A3F" wp14:editId="36241AEF">
+              <wp:anchor distT="45720" distB="45720" distL="114300" distR="114300" simplePos="0" relativeHeight="251678720" behindDoc="0" locked="0" layoutInCell="1" allowOverlap="1" wp14:anchorId="636938C9" wp14:editId="56B46623">
                 <wp:simplePos x="0" y="0"/>
                 <wp:positionH relativeFrom="margin">
                   <wp:posOffset>457200</wp:posOffset>
@@ -1100,8 +1266,6 @@
                               </w:rPr>
                               <w:t xml:space="preserve">Barangay Clearance </w:t>
                             </w:r>
-                            <w:bookmarkStart w:id="0" w:name="_GoBack"/>
-                            <w:bookmarkEnd w:id="0"/>
                             <w:r>
                               <w:rPr>
                                 <w:rFonts w:ascii="Arial" w:hAnsi="Arial" w:cs="Arial"/>
@@ -1285,7 +1449,23 @@
                                       <w:rFonts w:ascii="Arial" w:hAnsi="Arial" w:cs="Arial"/>
                                       <w:b/>
                                     </w:rPr>
-                                    <w:t>{dateOfBirth}</w:t>
+                                    <w:t>{</w:t>
+                                  </w:r>
+                                  <w:proofErr w:type="spellStart"/>
+                                  <w:r>
+                                    <w:rPr>
+                                      <w:rFonts w:ascii="Arial" w:hAnsi="Arial" w:cs="Arial"/>
+                                      <w:b/>
+                                    </w:rPr>
+                                    <w:t>dateOfBirth</w:t>
+                                  </w:r>
+                                  <w:proofErr w:type="spellEnd"/>
+                                  <w:r>
+                                    <w:rPr>
+                                      <w:rFonts w:ascii="Arial" w:hAnsi="Arial" w:cs="Arial"/>
+                                      <w:b/>
+                                    </w:rPr>
+                                    <w:t>}</w:t>
                                   </w:r>
                                 </w:p>
                               </w:tc>
@@ -1332,7 +1512,23 @@
                                       <w:rFonts w:ascii="Arial" w:hAnsi="Arial" w:cs="Arial"/>
                                       <w:b/>
                                     </w:rPr>
-                                    <w:t>{placeOfBirth}</w:t>
+                                    <w:t>{</w:t>
+                                  </w:r>
+                                  <w:proofErr w:type="spellStart"/>
+                                  <w:r>
+                                    <w:rPr>
+                                      <w:rFonts w:ascii="Arial" w:hAnsi="Arial" w:cs="Arial"/>
+                                      <w:b/>
+                                    </w:rPr>
+                                    <w:t>placeOfBirth</w:t>
+                                  </w:r>
+                                  <w:proofErr w:type="spellEnd"/>
+                                  <w:r>
+                                    <w:rPr>
+                                      <w:rFonts w:ascii="Arial" w:hAnsi="Arial" w:cs="Arial"/>
+                                      <w:b/>
+                                    </w:rPr>
+                                    <w:t>}</w:t>
                                   </w:r>
                                 </w:p>
                               </w:tc>
@@ -1426,14 +1622,30 @@
                                 <w:rFonts w:ascii="Arial" w:hAnsi="Arial" w:cs="Arial"/>
                                 <w:sz w:val="24"/>
                               </w:rPr>
-                              <w:t>This is to further certify that this resident is a bon</w:t>
-                            </w:r>
+                              <w:t xml:space="preserve">This is to further certify that this resident is a </w:t>
+                            </w:r>
+                            <w:proofErr w:type="spellStart"/>
                             <w:r>
                               <w:rPr>
                                 <w:rFonts w:ascii="Arial" w:hAnsi="Arial" w:cs="Arial"/>
                                 <w:sz w:val="24"/>
                               </w:rPr>
-                              <w:t>afide resident of this barangay and is known to has good moral character, law abiding citizen in the community, and has no criminal record found in our Barangay records.</w:t>
+                              <w:t>bon</w:t>
+                            </w:r>
+                            <w:r>
+                              <w:rPr>
+                                <w:rFonts w:ascii="Arial" w:hAnsi="Arial" w:cs="Arial"/>
+                                <w:sz w:val="24"/>
+                              </w:rPr>
+                              <w:t>afide</w:t>
+                            </w:r>
+                            <w:proofErr w:type="spellEnd"/>
+                            <w:r>
+                              <w:rPr>
+                                <w:rFonts w:ascii="Arial" w:hAnsi="Arial" w:cs="Arial"/>
+                                <w:sz w:val="24"/>
+                              </w:rPr>
+                              <w:t xml:space="preserve"> resident of this barangay and is known to has good moral character, law abiding citizen in the community, and has no criminal record found in our Barangay records.</w:t>
                             </w:r>
                           </w:p>
                           <w:p>
@@ -1490,7 +1702,7 @@
           </mc:Choice>
           <mc:Fallback>
             <w:pict>
-              <v:shapetype w14:anchorId="20429A3F" id="_x0000_t202" coordsize="21600,21600" o:spt="202" path="m,l,21600r21600,l21600,xe">
+              <v:shapetype w14:anchorId="636938C9" id="_x0000_t202" coordsize="21600,21600" o:spt="202" path="m,l,21600r21600,l21600,xe">
                 <v:stroke joinstyle="miter"/>
                 <v:path gradientshapeok="t" o:connecttype="rect"/>
               </v:shapetype>
@@ -1535,8 +1747,6 @@
                         </w:rPr>
                         <w:t xml:space="preserve">Barangay Clearance </w:t>
                       </w:r>
-                      <w:bookmarkStart w:id="1" w:name="_GoBack"/>
-                      <w:bookmarkEnd w:id="1"/>
                       <w:r>
                         <w:rPr>
                           <w:rFonts w:ascii="Arial" w:hAnsi="Arial" w:cs="Arial"/>
@@ -1720,7 +1930,23 @@
                                 <w:rFonts w:ascii="Arial" w:hAnsi="Arial" w:cs="Arial"/>
                                 <w:b/>
                               </w:rPr>
-                              <w:t>{dateOfBirth}</w:t>
+                              <w:t>{</w:t>
+                            </w:r>
+                            <w:proofErr w:type="spellStart"/>
+                            <w:r>
+                              <w:rPr>
+                                <w:rFonts w:ascii="Arial" w:hAnsi="Arial" w:cs="Arial"/>
+                                <w:b/>
+                              </w:rPr>
+                              <w:t>dateOfBirth</w:t>
+                            </w:r>
+                            <w:proofErr w:type="spellEnd"/>
+                            <w:r>
+                              <w:rPr>
+                                <w:rFonts w:ascii="Arial" w:hAnsi="Arial" w:cs="Arial"/>
+                                <w:b/>
+                              </w:rPr>
+                              <w:t>}</w:t>
                             </w:r>
                           </w:p>
                         </w:tc>
@@ -1767,7 +1993,23 @@
                                 <w:rFonts w:ascii="Arial" w:hAnsi="Arial" w:cs="Arial"/>
                                 <w:b/>
                               </w:rPr>
-                              <w:t>{placeOfBirth}</w:t>
+                              <w:t>{</w:t>
+                            </w:r>
+                            <w:proofErr w:type="spellStart"/>
+                            <w:r>
+                              <w:rPr>
+                                <w:rFonts w:ascii="Arial" w:hAnsi="Arial" w:cs="Arial"/>
+                                <w:b/>
+                              </w:rPr>
+                              <w:t>placeOfBirth</w:t>
+                            </w:r>
+                            <w:proofErr w:type="spellEnd"/>
+                            <w:r>
+                              <w:rPr>
+                                <w:rFonts w:ascii="Arial" w:hAnsi="Arial" w:cs="Arial"/>
+                                <w:b/>
+                              </w:rPr>
+                              <w:t>}</w:t>
                             </w:r>
                           </w:p>
                         </w:tc>
@@ -1861,14 +2103,30 @@
                           <w:rFonts w:ascii="Arial" w:hAnsi="Arial" w:cs="Arial"/>
                           <w:sz w:val="24"/>
                         </w:rPr>
-                        <w:t>This is to further certify that this resident is a bon</w:t>
+                        <w:t xml:space="preserve">This is to further certify that this resident is a </w:t>
+                      </w:r>
+                      <w:proofErr w:type="spellStart"/>
+                      <w:r>
+                        <w:rPr>
+                          <w:rFonts w:ascii="Arial" w:hAnsi="Arial" w:cs="Arial"/>
+                          <w:sz w:val="24"/>
+                        </w:rPr>
+                        <w:t>bon</w:t>
                       </w:r>
                       <w:r>
                         <w:rPr>
                           <w:rFonts w:ascii="Arial" w:hAnsi="Arial" w:cs="Arial"/>
                           <w:sz w:val="24"/>
                         </w:rPr>
-                        <w:t>afide resident of this barangay and is known to has good moral character, law abiding citizen in the community, and has no criminal record found in our Barangay records.</w:t>
+                        <w:t>afide</w:t>
+                      </w:r>
+                      <w:proofErr w:type="spellEnd"/>
+                      <w:r>
+                        <w:rPr>
+                          <w:rFonts w:ascii="Arial" w:hAnsi="Arial" w:cs="Arial"/>
+                          <w:sz w:val="24"/>
+                        </w:rPr>
+                        <w:t xml:space="preserve"> resident of this barangay and is known to has good moral character, law abiding citizen in the community, and has no criminal record found in our Barangay records.</w:t>
                       </w:r>
                     </w:p>
                     <w:p>
@@ -1922,7 +2180,7 @@
         <mc:AlternateContent>
           <mc:Choice Requires="wps">
             <w:drawing>
-              <wp:anchor distT="45720" distB="45720" distL="114300" distR="114300" simplePos="0" relativeHeight="251660288" behindDoc="0" locked="0" layoutInCell="1" allowOverlap="1" wp14:anchorId="401C176C" wp14:editId="10BB52EB">
+              <wp:anchor distT="45720" distB="45720" distL="114300" distR="114300" simplePos="0" relativeHeight="251660288" behindDoc="0" locked="0" layoutInCell="1" allowOverlap="1" wp14:anchorId="61BF34DD" wp14:editId="7F5BEE8E">
                 <wp:simplePos x="0" y="0"/>
                 <wp:positionH relativeFrom="margin">
                   <wp:align>center</wp:align>
@@ -2033,15 +2291,15 @@
           <w:lang w:eastAsia="en-GB"/>
         </w:rPr>
         <w:drawing>
-          <wp:anchor distT="0" distB="0" distL="114300" distR="114300" simplePos="0" relativeHeight="251658240" behindDoc="1" locked="1" layoutInCell="1" allowOverlap="1" wp14:anchorId="23782EB7" wp14:editId="54A4E637">
+          <wp:anchor distT="0" distB="0" distL="114300" distR="114300" simplePos="0" relativeHeight="251658240" behindDoc="1" locked="1" layoutInCell="1" allowOverlap="1" wp14:anchorId="04DBA97D" wp14:editId="7A01C319">
             <wp:simplePos x="0" y="0"/>
             <wp:positionH relativeFrom="margin">
               <wp:align>right</wp:align>
             </wp:positionH>
-            <wp:positionV relativeFrom="page">
-              <wp:posOffset>0</wp:posOffset>
+            <wp:positionV relativeFrom="margin">
+              <wp:align>top</wp:align>
             </wp:positionV>
-            <wp:extent cx="7765200" cy="10069200"/>
+            <wp:extent cx="7764780" cy="10069195"/>
             <wp:effectExtent l="0" t="0" r="7620" b="8255"/>
             <wp:wrapNone/>
             <wp:docPr id="1" name="Picture 1"/>
@@ -2056,7 +2314,7 @@
                     <pic:cNvPicPr/>
                   </pic:nvPicPr>
                   <pic:blipFill>
-                    <a:blip r:embed="rId4" cstate="print">
+                    <a:blip r:embed="rId5" cstate="print">
                       <a:extLst>
                         <a:ext uri="{28A0092B-C50C-407E-A947-70E740481C1C}">
                           <a14:useLocalDpi xmlns:a14="http://schemas.microsoft.com/office/drawing/2010/main" val="0"/>
@@ -2070,7 +2328,7 @@
                   <pic:spPr>
                     <a:xfrm>
                       <a:off x="0" y="0"/>
-                      <a:ext cx="7765200" cy="10069200"/>
+                      <a:ext cx="7764780" cy="10069195"/>
                     </a:xfrm>
                     <a:prstGeom prst="rect">
                       <a:avLst/>
